--- a/src/content/bios/Van Lennep-E 2017.docx
+++ b/src/content/bios/Van Lennep-E 2017.docx
@@ -15148,7 +15148,7 @@
             <w:u w:val="none"/>
             <w:lang w:val="en-GB"/>
           </w:rPr>
-          <w:t>www.parlement.com/id/vg09llh9vvxg/e_emiel _</w:t>
+          <w:t>www.parlement.com/id/vg09llh9vvxg/e_emiel_</w:t>
         </w:r>
         <w:proofErr w:type="spellStart"/>
         <w:r>
